--- a/1er trimestre/UD1_Introduccion_HTML_y_CSS/Apuntes/Apuntes_Introduccion_a_HTML.docx
+++ b/1er trimestre/UD1_Introduccion_HTML_y_CSS/Apuntes/Apuntes_Introduccion_a_HTML.docx
@@ -805,7 +805,21 @@
         <w:rPr>
           <w:szCs w:val="32"/>
         </w:rPr>
-        <w:t>Formato general : &lt;</w:t>
+        <w:t xml:space="preserve">Formato </w:t>
+      </w:r>
+      <w:proofErr w:type="gramStart"/>
+      <w:r>
+        <w:rPr>
+          <w:szCs w:val="32"/>
+        </w:rPr>
+        <w:t>general :</w:t>
+      </w:r>
+      <w:proofErr w:type="gramEnd"/>
+      <w:r>
+        <w:rPr>
+          <w:szCs w:val="32"/>
+        </w:rPr>
+        <w:t xml:space="preserve"> &lt;</w:t>
       </w:r>
       <w:r>
         <w:rPr>
@@ -849,8 +863,6 @@
         </w:rPr>
         <w:t>h</w:t>
       </w:r>
-      <w:bookmarkStart w:id="0" w:name="_GoBack"/>
-      <w:bookmarkEnd w:id="0"/>
       <w:r>
         <w:rPr>
           <w:szCs w:val="32"/>
@@ -902,6 +914,7 @@
       </w:r>
       <w:r>
         <w:rPr>
+          <w:color w:val="7030A0"/>
           <w:szCs w:val="32"/>
         </w:rPr>
         <w:t>/&gt;</w:t>
@@ -924,7 +937,211 @@
           <w:szCs w:val="32"/>
         </w:rPr>
         <w:tab/>
-        <w:t xml:space="preserve">    </w:t>
+        <w:t xml:space="preserve">    &lt;</w:t>
+      </w:r>
+      <w:r>
+        <w:rPr>
+          <w:color w:val="7030A0"/>
+          <w:szCs w:val="32"/>
+        </w:rPr>
+        <w:t>meta</w:t>
+      </w:r>
+      <w:r>
+        <w:rPr>
+          <w:szCs w:val="32"/>
+        </w:rPr>
+        <w:t xml:space="preserve"> </w:t>
+      </w:r>
+      <w:proofErr w:type="spellStart"/>
+      <w:r>
+        <w:rPr>
+          <w:color w:val="FF0000"/>
+          <w:szCs w:val="32"/>
+        </w:rPr>
+        <w:t>name</w:t>
+      </w:r>
+      <w:proofErr w:type="spellEnd"/>
+      <w:proofErr w:type="gramStart"/>
+      <w:r>
+        <w:rPr>
+          <w:color w:val="FF0000"/>
+          <w:szCs w:val="32"/>
+        </w:rPr>
+        <w:t>=”</w:t>
+      </w:r>
+      <w:proofErr w:type="spellStart"/>
+      <w:r>
+        <w:rPr>
+          <w:szCs w:val="32"/>
+        </w:rPr>
+        <w:t>description</w:t>
+      </w:r>
+      <w:proofErr w:type="spellEnd"/>
+      <w:proofErr w:type="gramEnd"/>
+      <w:r>
+        <w:rPr>
+          <w:color w:val="FF0000"/>
+          <w:szCs w:val="32"/>
+        </w:rPr>
+        <w:t xml:space="preserve">“ </w:t>
+      </w:r>
+      <w:proofErr w:type="spellStart"/>
+      <w:r>
+        <w:rPr>
+          <w:color w:val="FF0000"/>
+          <w:szCs w:val="32"/>
+        </w:rPr>
+        <w:t>value</w:t>
+      </w:r>
+      <w:proofErr w:type="spellEnd"/>
+      <w:r>
+        <w:rPr>
+          <w:color w:val="FF0000"/>
+          <w:szCs w:val="32"/>
+        </w:rPr>
+        <w:t>=”</w:t>
+      </w:r>
+      <w:r>
+        <w:rPr>
+          <w:szCs w:val="32"/>
+        </w:rPr>
+        <w:t>Descripción</w:t>
+      </w:r>
+      <w:r>
+        <w:rPr>
+          <w:color w:val="FF0000"/>
+          <w:szCs w:val="32"/>
+        </w:rPr>
+        <w:t>“</w:t>
+      </w:r>
+      <w:r>
+        <w:rPr>
+          <w:color w:val="7030A0"/>
+          <w:szCs w:val="32"/>
+        </w:rPr>
+        <w:t>/&gt;</w:t>
+      </w:r>
+    </w:p>
+    <w:p>
+      <w:pPr>
+        <w:rPr>
+          <w:szCs w:val="32"/>
+        </w:rPr>
+      </w:pPr>
+      <w:r>
+        <w:rPr>
+          <w:szCs w:val="32"/>
+        </w:rPr>
+        <w:tab/>
+      </w:r>
+      <w:r>
+        <w:rPr>
+          <w:szCs w:val="32"/>
+        </w:rPr>
+        <w:tab/>
+        <w:t xml:space="preserve">    &lt;</w:t>
+      </w:r>
+      <w:r>
+        <w:rPr>
+          <w:color w:val="7030A0"/>
+          <w:szCs w:val="32"/>
+        </w:rPr>
+        <w:t>meta</w:t>
+      </w:r>
+      <w:r>
+        <w:rPr>
+          <w:szCs w:val="32"/>
+        </w:rPr>
+        <w:t xml:space="preserve"> </w:t>
+      </w:r>
+      <w:proofErr w:type="spellStart"/>
+      <w:r>
+        <w:rPr>
+          <w:color w:val="FF0000"/>
+          <w:szCs w:val="32"/>
+        </w:rPr>
+        <w:t>name</w:t>
+      </w:r>
+      <w:proofErr w:type="spellEnd"/>
+      <w:proofErr w:type="gramStart"/>
+      <w:r>
+        <w:rPr>
+          <w:color w:val="FF0000"/>
+          <w:szCs w:val="32"/>
+        </w:rPr>
+        <w:t>=”</w:t>
+      </w:r>
+      <w:proofErr w:type="spellStart"/>
+      <w:r>
+        <w:rPr>
+          <w:szCs w:val="32"/>
+        </w:rPr>
+        <w:t>keywords</w:t>
+      </w:r>
+      <w:proofErr w:type="spellEnd"/>
+      <w:proofErr w:type="gramEnd"/>
+      <w:r>
+        <w:rPr>
+          <w:color w:val="FF0000"/>
+          <w:szCs w:val="32"/>
+        </w:rPr>
+        <w:t xml:space="preserve">“ </w:t>
+      </w:r>
+      <w:proofErr w:type="spellStart"/>
+      <w:r>
+        <w:rPr>
+          <w:color w:val="FF0000"/>
+          <w:szCs w:val="32"/>
+        </w:rPr>
+        <w:t>value</w:t>
+      </w:r>
+      <w:proofErr w:type="spellEnd"/>
+      <w:r>
+        <w:rPr>
+          <w:color w:val="FF0000"/>
+          <w:szCs w:val="32"/>
+        </w:rPr>
+        <w:t>=”</w:t>
+      </w:r>
+      <w:r>
+        <w:rPr>
+          <w:szCs w:val="32"/>
+        </w:rPr>
+        <w:t>Palabras, clave, separadas, por, comas</w:t>
+      </w:r>
+      <w:r>
+        <w:rPr>
+          <w:color w:val="FF0000"/>
+          <w:szCs w:val="32"/>
+        </w:rPr>
+        <w:t>“</w:t>
+      </w:r>
+      <w:r>
+        <w:rPr>
+          <w:color w:val="7030A0"/>
+          <w:szCs w:val="32"/>
+        </w:rPr>
+        <w:t>/&gt;</w:t>
+      </w:r>
+    </w:p>
+    <w:p>
+      <w:pPr>
+        <w:rPr>
+          <w:szCs w:val="32"/>
+        </w:rPr>
+      </w:pPr>
+      <w:r>
+        <w:rPr>
+          <w:szCs w:val="32"/>
+        </w:rPr>
+        <w:t>Excepción:</w:t>
+      </w:r>
+      <w:r>
+        <w:rPr>
+          <w:szCs w:val="32"/>
+        </w:rPr>
+        <w:tab/>
+        <w:t xml:space="preserve">     </w:t>
       </w:r>
       <w:r>
         <w:rPr>
@@ -951,9 +1168,10 @@
           <w:color w:val="FF0000"/>
           <w:szCs w:val="32"/>
         </w:rPr>
-        <w:t>name</w:t>
-      </w:r>
-      <w:proofErr w:type="spellEnd"/>
+        <w:t>charset</w:t>
+      </w:r>
+      <w:proofErr w:type="spellEnd"/>
+      <w:proofErr w:type="gramStart"/>
       <w:r>
         <w:rPr>
           <w:color w:val="FF0000"/>
@@ -963,378 +1181,200 @@
       </w:r>
       <w:r>
         <w:rPr>
+          <w:color w:val="FF0000"/>
+          <w:szCs w:val="32"/>
+        </w:rPr>
+        <w:t>UTF</w:t>
+      </w:r>
+      <w:proofErr w:type="gramEnd"/>
+      <w:r>
+        <w:rPr>
+          <w:color w:val="FF0000"/>
+          <w:szCs w:val="32"/>
+        </w:rPr>
+        <w:t>-8</w:t>
+      </w:r>
+      <w:r>
+        <w:rPr>
+          <w:color w:val="FF0000"/>
+          <w:szCs w:val="32"/>
+        </w:rPr>
+        <w:t>”</w:t>
+      </w:r>
+      <w:r>
+        <w:rPr>
+          <w:color w:val="7030A0"/>
+          <w:szCs w:val="32"/>
+        </w:rPr>
+        <w:t>/&gt;</w:t>
+      </w:r>
+    </w:p>
+    <w:p>
+      <w:pPr>
+        <w:rPr>
+          <w:sz w:val="24"/>
+          <w:szCs w:val="32"/>
+        </w:rPr>
+      </w:pPr>
+      <w:r>
+        <w:rPr>
+          <w:sz w:val="24"/>
+          <w:szCs w:val="32"/>
+        </w:rPr>
+        <w:t xml:space="preserve">Etiquetas </w:t>
+      </w:r>
+      <w:r>
+        <w:rPr>
+          <w:b/>
+          <w:sz w:val="24"/>
+          <w:szCs w:val="32"/>
+        </w:rPr>
+        <w:t>link</w:t>
+      </w:r>
+    </w:p>
+    <w:p>
+      <w:pPr>
+        <w:rPr>
+          <w:szCs w:val="32"/>
+        </w:rPr>
+      </w:pPr>
+      <w:r>
+        <w:rPr>
+          <w:color w:val="7030A0"/>
+          <w:szCs w:val="32"/>
+        </w:rPr>
+        <w:t xml:space="preserve">&lt;link </w:t>
+      </w:r>
+      <w:r>
+        <w:rPr>
+          <w:szCs w:val="32"/>
+        </w:rPr>
+        <w:t>………</w:t>
+      </w:r>
+      <w:r>
+        <w:rPr>
+          <w:color w:val="7030A0"/>
+          <w:szCs w:val="32"/>
+        </w:rPr>
+        <w:t>&gt;</w:t>
+      </w:r>
+    </w:p>
+    <w:p>
+      <w:pPr>
+        <w:rPr>
+          <w:sz w:val="24"/>
+          <w:szCs w:val="32"/>
+        </w:rPr>
+      </w:pPr>
+      <w:r>
+        <w:rPr>
+          <w:sz w:val="24"/>
+          <w:szCs w:val="32"/>
+        </w:rPr>
+        <w:t xml:space="preserve">Etiquetas </w:t>
+      </w:r>
+      <w:r>
+        <w:rPr>
+          <w:b/>
+          <w:sz w:val="24"/>
+          <w:szCs w:val="32"/>
+        </w:rPr>
+        <w:t>script</w:t>
+      </w:r>
+    </w:p>
+    <w:p>
+      <w:pPr>
+        <w:rPr>
+          <w:szCs w:val="32"/>
+        </w:rPr>
+      </w:pPr>
+      <w:r>
+        <w:rPr>
+          <w:color w:val="7030A0"/>
+          <w:szCs w:val="32"/>
+        </w:rPr>
+        <w:t xml:space="preserve">&lt;script </w:t>
+      </w:r>
+      <w:r>
+        <w:rPr>
+          <w:szCs w:val="32"/>
+        </w:rPr>
+        <w:t>……...</w:t>
+      </w:r>
+      <w:r>
+        <w:rPr>
+          <w:color w:val="7030A0"/>
+          <w:szCs w:val="32"/>
+        </w:rPr>
+        <w:t>&gt;</w:t>
+      </w:r>
+    </w:p>
+    <w:p>
+      <w:pPr>
+        <w:rPr>
+          <w:sz w:val="24"/>
+          <w:szCs w:val="32"/>
+        </w:rPr>
+      </w:pPr>
+      <w:r>
+        <w:rPr>
+          <w:sz w:val="24"/>
+          <w:szCs w:val="32"/>
+        </w:rPr>
+        <w:t xml:space="preserve">Etiquetas </w:t>
+      </w:r>
+      <w:proofErr w:type="spellStart"/>
+      <w:r>
+        <w:rPr>
+          <w:b/>
+          <w:sz w:val="24"/>
+          <w:szCs w:val="32"/>
+        </w:rPr>
+        <w:t>style</w:t>
+      </w:r>
+      <w:proofErr w:type="spellEnd"/>
+    </w:p>
+    <w:p>
+      <w:pPr>
+        <w:rPr>
+          <w:szCs w:val="32"/>
+        </w:rPr>
+      </w:pPr>
+      <w:r>
+        <w:rPr>
+          <w:color w:val="7030A0"/>
+          <w:szCs w:val="32"/>
+        </w:rPr>
+        <w:t>&lt;</w:t>
+      </w:r>
+      <w:proofErr w:type="spellStart"/>
+      <w:r>
+        <w:rPr>
+          <w:color w:val="7030A0"/>
+          <w:szCs w:val="32"/>
+        </w:rPr>
+        <w:t>style</w:t>
+      </w:r>
+      <w:proofErr w:type="spellEnd"/>
+      <w:r>
+        <w:rPr>
+          <w:color w:val="7030A0"/>
           <w:szCs w:val="32"/>
         </w:rPr>
         <w:t xml:space="preserve"> </w:t>
       </w:r>
-      <w:proofErr w:type="spellStart"/>
-      <w:proofErr w:type="gramStart"/>
-      <w:r>
-        <w:rPr>
-          <w:szCs w:val="32"/>
-        </w:rPr>
-        <w:t>description</w:t>
-      </w:r>
-      <w:proofErr w:type="spellEnd"/>
-      <w:r>
-        <w:rPr>
-          <w:color w:val="FF0000"/>
-          <w:szCs w:val="32"/>
-        </w:rPr>
-        <w:t xml:space="preserve">“ </w:t>
-      </w:r>
-      <w:proofErr w:type="spellStart"/>
-      <w:r>
-        <w:rPr>
-          <w:color w:val="FF0000"/>
-          <w:szCs w:val="32"/>
-        </w:rPr>
-        <w:t>value</w:t>
-      </w:r>
-      <w:proofErr w:type="spellEnd"/>
-      <w:proofErr w:type="gramEnd"/>
-      <w:r>
-        <w:rPr>
-          <w:color w:val="FF0000"/>
-          <w:szCs w:val="32"/>
-        </w:rPr>
-        <w:t>=”</w:t>
-      </w:r>
-      <w:r>
-        <w:rPr>
-          <w:szCs w:val="32"/>
-        </w:rPr>
-        <w:t>Descripción</w:t>
-      </w:r>
-      <w:r>
-        <w:rPr>
-          <w:color w:val="FF0000"/>
-          <w:szCs w:val="32"/>
-        </w:rPr>
-        <w:t>“</w:t>
-      </w:r>
-      <w:r>
-        <w:rPr>
-          <w:szCs w:val="32"/>
-        </w:rPr>
-        <w:t>/&gt;</w:t>
-      </w:r>
-    </w:p>
-    <w:p>
-      <w:pPr>
-        <w:rPr>
-          <w:szCs w:val="32"/>
-        </w:rPr>
-      </w:pPr>
-      <w:r>
-        <w:rPr>
-          <w:szCs w:val="32"/>
-        </w:rPr>
-        <w:tab/>
-      </w:r>
-      <w:r>
-        <w:rPr>
-          <w:szCs w:val="32"/>
-        </w:rPr>
-        <w:tab/>
-        <w:t xml:space="preserve">    </w:t>
-      </w:r>
-      <w:r>
-        <w:rPr>
-          <w:szCs w:val="32"/>
-        </w:rPr>
-        <w:t>&lt;</w:t>
+      <w:r>
+        <w:rPr>
+          <w:szCs w:val="32"/>
+        </w:rPr>
+        <w:t>………</w:t>
       </w:r>
       <w:r>
         <w:rPr>
           <w:color w:val="7030A0"/>
           <w:szCs w:val="32"/>
         </w:rPr>
-        <w:t>meta</w:t>
-      </w:r>
-      <w:r>
-        <w:rPr>
-          <w:szCs w:val="32"/>
-        </w:rPr>
-        <w:t xml:space="preserve"> </w:t>
-      </w:r>
-      <w:proofErr w:type="spellStart"/>
-      <w:r>
-        <w:rPr>
-          <w:color w:val="FF0000"/>
-          <w:szCs w:val="32"/>
-        </w:rPr>
-        <w:t>name</w:t>
-      </w:r>
-      <w:proofErr w:type="spellEnd"/>
-      <w:proofErr w:type="gramStart"/>
-      <w:r>
-        <w:rPr>
-          <w:color w:val="FF0000"/>
-          <w:szCs w:val="32"/>
-        </w:rPr>
-        <w:t>=”</w:t>
-      </w:r>
-      <w:proofErr w:type="spellStart"/>
-      <w:r>
-        <w:rPr>
-          <w:szCs w:val="32"/>
-        </w:rPr>
-        <w:t>keywords</w:t>
-      </w:r>
-      <w:proofErr w:type="spellEnd"/>
-      <w:proofErr w:type="gramEnd"/>
-      <w:r>
-        <w:rPr>
-          <w:color w:val="FF0000"/>
-          <w:szCs w:val="32"/>
-        </w:rPr>
-        <w:t xml:space="preserve">“ </w:t>
-      </w:r>
-      <w:proofErr w:type="spellStart"/>
-      <w:r>
-        <w:rPr>
-          <w:color w:val="FF0000"/>
-          <w:szCs w:val="32"/>
-        </w:rPr>
-        <w:t>value</w:t>
-      </w:r>
-      <w:proofErr w:type="spellEnd"/>
-      <w:r>
-        <w:rPr>
-          <w:color w:val="FF0000"/>
-          <w:szCs w:val="32"/>
-        </w:rPr>
-        <w:t>=”</w:t>
-      </w:r>
-      <w:r>
-        <w:rPr>
-          <w:szCs w:val="32"/>
-        </w:rPr>
-        <w:t>Palabras, clave, separadas, por, comas</w:t>
-      </w:r>
-      <w:r>
-        <w:rPr>
-          <w:color w:val="FF0000"/>
-          <w:szCs w:val="32"/>
-        </w:rPr>
-        <w:t>“</w:t>
-      </w:r>
-      <w:r>
-        <w:rPr>
-          <w:szCs w:val="32"/>
-        </w:rPr>
-        <w:t>/&gt;</w:t>
-      </w:r>
-    </w:p>
-    <w:p>
-      <w:pPr>
-        <w:rPr>
-          <w:color w:val="000000" w:themeColor="text1"/>
-          <w:szCs w:val="32"/>
-        </w:rPr>
-      </w:pPr>
-      <w:r>
-        <w:rPr>
-          <w:szCs w:val="32"/>
-        </w:rPr>
-        <w:tab/>
-      </w:r>
-      <w:r>
-        <w:rPr>
-          <w:szCs w:val="32"/>
-        </w:rPr>
-        <w:tab/>
-        <w:t xml:space="preserve">    </w:t>
-      </w:r>
-      <w:r>
-        <w:rPr>
-          <w:szCs w:val="32"/>
-        </w:rPr>
-        <w:t>&lt;</w:t>
-      </w:r>
-      <w:r>
-        <w:rPr>
-          <w:color w:val="7030A0"/>
-          <w:szCs w:val="32"/>
-        </w:rPr>
-        <w:t>meta</w:t>
-      </w:r>
-      <w:r>
-        <w:rPr>
-          <w:szCs w:val="32"/>
-        </w:rPr>
-        <w:t xml:space="preserve"> </w:t>
-      </w:r>
-      <w:proofErr w:type="spellStart"/>
-      <w:r>
-        <w:rPr>
-          <w:color w:val="FF0000"/>
-          <w:szCs w:val="32"/>
-        </w:rPr>
-        <w:t>charset</w:t>
-      </w:r>
-      <w:proofErr w:type="spellEnd"/>
-      <w:proofErr w:type="gramStart"/>
-      <w:r>
-        <w:rPr>
-          <w:color w:val="FF0000"/>
-          <w:szCs w:val="32"/>
-        </w:rPr>
-        <w:t>=”</w:t>
-      </w:r>
-      <w:r>
-        <w:rPr>
-          <w:color w:val="FF0000"/>
-          <w:szCs w:val="32"/>
-        </w:rPr>
-        <w:t>UTF</w:t>
-      </w:r>
-      <w:proofErr w:type="gramEnd"/>
-      <w:r>
-        <w:rPr>
-          <w:color w:val="FF0000"/>
-          <w:szCs w:val="32"/>
-        </w:rPr>
-        <w:t>-8</w:t>
-      </w:r>
-      <w:r>
-        <w:rPr>
-          <w:color w:val="FF0000"/>
-          <w:szCs w:val="32"/>
-        </w:rPr>
-        <w:t>”</w:t>
-      </w:r>
-      <w:r>
-        <w:rPr>
-          <w:color w:val="000000" w:themeColor="text1"/>
-          <w:szCs w:val="32"/>
-        </w:rPr>
-        <w:t>/&gt;</w:t>
-      </w:r>
-    </w:p>
-    <w:p>
-      <w:pPr>
-        <w:rPr>
-          <w:sz w:val="24"/>
-          <w:szCs w:val="32"/>
-        </w:rPr>
-      </w:pPr>
-      <w:r>
-        <w:rPr>
-          <w:sz w:val="24"/>
-          <w:szCs w:val="32"/>
-        </w:rPr>
-        <w:t xml:space="preserve">Etiquetas </w:t>
-      </w:r>
-      <w:r>
-        <w:rPr>
-          <w:b/>
-          <w:sz w:val="24"/>
-          <w:szCs w:val="32"/>
-        </w:rPr>
-        <w:t>link</w:t>
-      </w:r>
-    </w:p>
-    <w:p>
-      <w:pPr>
-        <w:rPr>
-          <w:szCs w:val="32"/>
-        </w:rPr>
-      </w:pPr>
-      <w:r>
-        <w:rPr>
-          <w:szCs w:val="32"/>
-        </w:rPr>
-        <w:t>&lt;link ………&gt;</w:t>
-      </w:r>
-    </w:p>
-    <w:p>
-      <w:pPr>
-        <w:rPr>
-          <w:sz w:val="24"/>
-          <w:szCs w:val="32"/>
-        </w:rPr>
-      </w:pPr>
-      <w:r>
-        <w:rPr>
-          <w:sz w:val="24"/>
-          <w:szCs w:val="32"/>
-        </w:rPr>
-        <w:t xml:space="preserve">Etiquetas </w:t>
-      </w:r>
-      <w:r>
-        <w:rPr>
-          <w:b/>
-          <w:sz w:val="24"/>
-          <w:szCs w:val="32"/>
-        </w:rPr>
-        <w:t>script</w:t>
-      </w:r>
-    </w:p>
-    <w:p>
-      <w:pPr>
-        <w:rPr>
-          <w:szCs w:val="32"/>
-        </w:rPr>
-      </w:pPr>
-      <w:r>
-        <w:rPr>
-          <w:szCs w:val="32"/>
-        </w:rPr>
-        <w:t>&lt;script ……...&gt;</w:t>
-      </w:r>
-    </w:p>
-    <w:p>
-      <w:pPr>
-        <w:rPr>
-          <w:sz w:val="24"/>
-          <w:szCs w:val="32"/>
-        </w:rPr>
-      </w:pPr>
-      <w:r>
-        <w:rPr>
-          <w:sz w:val="24"/>
-          <w:szCs w:val="32"/>
-        </w:rPr>
-        <w:t xml:space="preserve">Etiquetas </w:t>
-      </w:r>
-      <w:proofErr w:type="spellStart"/>
-      <w:r>
-        <w:rPr>
-          <w:b/>
-          <w:sz w:val="24"/>
-          <w:szCs w:val="32"/>
-        </w:rPr>
-        <w:t>style</w:t>
-      </w:r>
-      <w:proofErr w:type="spellEnd"/>
-    </w:p>
-    <w:p>
-      <w:pPr>
-        <w:rPr>
-          <w:szCs w:val="32"/>
-        </w:rPr>
-      </w:pPr>
-      <w:r>
-        <w:rPr>
-          <w:szCs w:val="32"/>
-        </w:rPr>
-        <w:t>&lt;</w:t>
-      </w:r>
-      <w:proofErr w:type="spellStart"/>
-      <w:r>
-        <w:rPr>
-          <w:szCs w:val="32"/>
-        </w:rPr>
-        <w:t>style</w:t>
-      </w:r>
-      <w:proofErr w:type="spellEnd"/>
-      <w:r>
-        <w:rPr>
-          <w:szCs w:val="32"/>
-        </w:rPr>
-        <w:t xml:space="preserve"> ………&gt;</w:t>
+        <w:t>&gt;</w:t>
       </w:r>
     </w:p>
     <w:p>
@@ -2389,6 +2429,373 @@
         </w:tabs>
         <w:rPr>
           <w:color w:val="FF0000"/>
+          <w:szCs w:val="32"/>
+        </w:rPr>
+      </w:pPr>
+    </w:p>
+    <w:p>
+      <w:pPr>
+        <w:tabs>
+          <w:tab w:val="left" w:pos="1260"/>
+        </w:tabs>
+        <w:rPr>
+          <w:b/>
+          <w:sz w:val="24"/>
+          <w:szCs w:val="32"/>
+        </w:rPr>
+      </w:pPr>
+      <w:r>
+        <w:rPr>
+          <w:b/>
+          <w:sz w:val="24"/>
+          <w:szCs w:val="32"/>
+        </w:rPr>
+        <w:t>Etiquetas básicas para marcar texto</w:t>
+      </w:r>
+    </w:p>
+    <w:p>
+      <w:pPr>
+        <w:tabs>
+          <w:tab w:val="left" w:pos="1260"/>
+        </w:tabs>
+        <w:rPr>
+          <w:szCs w:val="32"/>
+        </w:rPr>
+      </w:pPr>
+      <w:r>
+        <w:rPr>
+          <w:color w:val="FF0000"/>
+          <w:szCs w:val="32"/>
+        </w:rPr>
+        <w:t>&lt;h1&gt;</w:t>
+      </w:r>
+      <w:r>
+        <w:rPr>
+          <w:szCs w:val="32"/>
+        </w:rPr>
+        <w:t xml:space="preserve">, </w:t>
+      </w:r>
+      <w:r>
+        <w:rPr>
+          <w:color w:val="FF0000"/>
+          <w:szCs w:val="32"/>
+        </w:rPr>
+        <w:t>&lt;h2&gt;</w:t>
+      </w:r>
+      <w:r>
+        <w:rPr>
+          <w:szCs w:val="32"/>
+        </w:rPr>
+        <w:t xml:space="preserve">, </w:t>
+      </w:r>
+      <w:r>
+        <w:rPr>
+          <w:color w:val="FF0000"/>
+          <w:szCs w:val="32"/>
+        </w:rPr>
+        <w:t>&lt;h3&gt;</w:t>
+      </w:r>
+      <w:r>
+        <w:rPr>
+          <w:szCs w:val="32"/>
+        </w:rPr>
+        <w:t xml:space="preserve">, </w:t>
+      </w:r>
+      <w:r>
+        <w:rPr>
+          <w:color w:val="FF0000"/>
+          <w:szCs w:val="32"/>
+        </w:rPr>
+        <w:t>&lt;h4&gt;</w:t>
+      </w:r>
+      <w:r>
+        <w:rPr>
+          <w:szCs w:val="32"/>
+        </w:rPr>
+        <w:t xml:space="preserve">, </w:t>
+      </w:r>
+      <w:r>
+        <w:rPr>
+          <w:color w:val="FF0000"/>
+          <w:szCs w:val="32"/>
+        </w:rPr>
+        <w:t>&lt;h5&gt;</w:t>
+      </w:r>
+      <w:r>
+        <w:rPr>
+          <w:szCs w:val="32"/>
+        </w:rPr>
+        <w:t xml:space="preserve">, </w:t>
+      </w:r>
+      <w:r>
+        <w:rPr>
+          <w:color w:val="FF0000"/>
+          <w:szCs w:val="32"/>
+        </w:rPr>
+        <w:t xml:space="preserve">&lt;h6&gt; </w:t>
+      </w:r>
+      <w:r>
+        <w:rPr>
+          <w:szCs w:val="32"/>
+        </w:rPr>
+        <w:t>Marcan encabezado de distinto nivel 1 más -6 menos</w:t>
+      </w:r>
+    </w:p>
+    <w:p>
+      <w:pPr>
+        <w:tabs>
+          <w:tab w:val="left" w:pos="1260"/>
+        </w:tabs>
+        <w:rPr>
+          <w:szCs w:val="32"/>
+        </w:rPr>
+      </w:pPr>
+      <w:r>
+        <w:rPr>
+          <w:color w:val="FF0000"/>
+          <w:szCs w:val="32"/>
+        </w:rPr>
+        <w:t>&lt;p&gt;</w:t>
+      </w:r>
+      <w:r>
+        <w:rPr>
+          <w:color w:val="FF0000"/>
+          <w:szCs w:val="32"/>
+        </w:rPr>
+        <w:t xml:space="preserve"> </w:t>
+      </w:r>
+      <w:r>
+        <w:rPr>
+          <w:szCs w:val="32"/>
+        </w:rPr>
+        <w:t>Marca un párrafo de texto</w:t>
+      </w:r>
+    </w:p>
+    <w:p>
+      <w:pPr>
+        <w:tabs>
+          <w:tab w:val="left" w:pos="1260"/>
+        </w:tabs>
+        <w:rPr>
+          <w:color w:val="4472C4" w:themeColor="accent1"/>
+          <w:szCs w:val="32"/>
+        </w:rPr>
+      </w:pPr>
+      <w:r>
+        <w:rPr>
+          <w:color w:val="4472C4" w:themeColor="accent1"/>
+          <w:szCs w:val="32"/>
+        </w:rPr>
+        <w:t>*En HTML el navegador ignora los saltos de línea y espacios consecutivos</w:t>
+      </w:r>
+    </w:p>
+    <w:p>
+      <w:pPr>
+        <w:tabs>
+          <w:tab w:val="left" w:pos="1260"/>
+        </w:tabs>
+        <w:rPr>
+          <w:szCs w:val="32"/>
+        </w:rPr>
+      </w:pPr>
+      <w:r>
+        <w:rPr>
+          <w:color w:val="FF0000"/>
+          <w:szCs w:val="32"/>
+        </w:rPr>
+        <w:t xml:space="preserve">&lt;i&gt; </w:t>
+      </w:r>
+      <w:r>
+        <w:rPr>
+          <w:szCs w:val="32"/>
+        </w:rPr>
+        <w:t xml:space="preserve">Marca texto en cursiva </w:t>
+      </w:r>
+      <w:r>
+        <w:rPr>
+          <w:color w:val="7030A0"/>
+          <w:szCs w:val="32"/>
+        </w:rPr>
+        <w:t>(Italic)</w:t>
+      </w:r>
+      <w:r>
+        <w:rPr>
+          <w:szCs w:val="32"/>
+        </w:rPr>
+        <w:tab/>
+        <w:t>|</w:t>
+      </w:r>
+    </w:p>
+    <w:p>
+      <w:pPr>
+        <w:tabs>
+          <w:tab w:val="left" w:pos="1260"/>
+        </w:tabs>
+        <w:rPr>
+          <w:szCs w:val="32"/>
+        </w:rPr>
+      </w:pPr>
+      <w:r>
+        <w:rPr>
+          <w:color w:val="FF0000"/>
+          <w:szCs w:val="32"/>
+        </w:rPr>
+        <w:t xml:space="preserve">&lt;em&gt; </w:t>
+      </w:r>
+      <w:r>
+        <w:rPr>
+          <w:szCs w:val="32"/>
+        </w:rPr>
+        <w:t>Marca texto enfatizado</w:t>
+      </w:r>
+      <w:r>
+        <w:rPr>
+          <w:szCs w:val="32"/>
+        </w:rPr>
+        <w:tab/>
+      </w:r>
+      <w:r>
+        <w:rPr>
+          <w:szCs w:val="32"/>
+        </w:rPr>
+        <w:tab/>
+        <w:t>| -&gt; Hacen lo mismo</w:t>
+      </w:r>
+    </w:p>
+    <w:p>
+      <w:pPr>
+        <w:tabs>
+          <w:tab w:val="left" w:pos="1260"/>
+        </w:tabs>
+        <w:rPr>
+          <w:color w:val="4472C4" w:themeColor="accent1"/>
+          <w:szCs w:val="32"/>
+        </w:rPr>
+      </w:pPr>
+      <w:r>
+        <w:rPr>
+          <w:color w:val="4472C4" w:themeColor="accent1"/>
+          <w:szCs w:val="32"/>
+        </w:rPr>
+        <w:t>*HTML es un lenguaje orientado a la estructura y semántica del documento, NO A SU PRESENTACIÓN. El aspecto d</w:t>
+      </w:r>
+      <w:bookmarkStart w:id="0" w:name="_GoBack"/>
+      <w:bookmarkEnd w:id="0"/>
+      <w:r>
+        <w:rPr>
+          <w:color w:val="4472C4" w:themeColor="accent1"/>
+          <w:szCs w:val="32"/>
+        </w:rPr>
+        <w:t>e un documento debe manipularse con CSS</w:t>
+      </w:r>
+    </w:p>
+    <w:p>
+      <w:pPr>
+        <w:tabs>
+          <w:tab w:val="left" w:pos="1260"/>
+        </w:tabs>
+        <w:rPr>
+          <w:color w:val="7030A0"/>
+          <w:szCs w:val="32"/>
+        </w:rPr>
+      </w:pPr>
+      <w:r>
+        <w:rPr>
+          <w:color w:val="FF0000"/>
+          <w:szCs w:val="32"/>
+        </w:rPr>
+        <w:t xml:space="preserve">&lt;b&gt; </w:t>
+      </w:r>
+      <w:r>
+        <w:rPr>
+          <w:szCs w:val="32"/>
+        </w:rPr>
+        <w:t xml:space="preserve">Marca el texto en negrita </w:t>
+      </w:r>
+      <w:r>
+        <w:rPr>
+          <w:color w:val="7030A0"/>
+          <w:szCs w:val="32"/>
+        </w:rPr>
+        <w:t>(</w:t>
+      </w:r>
+      <w:proofErr w:type="spellStart"/>
+      <w:r>
+        <w:rPr>
+          <w:color w:val="7030A0"/>
+          <w:szCs w:val="32"/>
+        </w:rPr>
+        <w:t>bold</w:t>
+      </w:r>
+      <w:proofErr w:type="spellEnd"/>
+      <w:r>
+        <w:rPr>
+          <w:color w:val="7030A0"/>
+          <w:szCs w:val="32"/>
+        </w:rPr>
+        <w:t>)</w:t>
+      </w:r>
+      <w:r>
+        <w:rPr>
+          <w:color w:val="7030A0"/>
+          <w:szCs w:val="32"/>
+        </w:rPr>
+        <w:tab/>
+        <w:t>|</w:t>
+      </w:r>
+    </w:p>
+    <w:p>
+      <w:pPr>
+        <w:tabs>
+          <w:tab w:val="left" w:pos="1260"/>
+        </w:tabs>
+        <w:rPr>
+          <w:szCs w:val="32"/>
+        </w:rPr>
+      </w:pPr>
+      <w:r>
+        <w:rPr>
+          <w:color w:val="FF0000"/>
+          <w:szCs w:val="32"/>
+        </w:rPr>
+        <w:t>&lt;</w:t>
+      </w:r>
+      <w:proofErr w:type="spellStart"/>
+      <w:r>
+        <w:rPr>
+          <w:color w:val="FF0000"/>
+          <w:szCs w:val="32"/>
+        </w:rPr>
+        <w:t>strong</w:t>
+      </w:r>
+      <w:proofErr w:type="spellEnd"/>
+      <w:r>
+        <w:rPr>
+          <w:color w:val="FF0000"/>
+          <w:szCs w:val="32"/>
+        </w:rPr>
+        <w:t xml:space="preserve">&gt; </w:t>
+      </w:r>
+      <w:r>
+        <w:rPr>
+          <w:szCs w:val="32"/>
+        </w:rPr>
+        <w:t xml:space="preserve">Marca texto importante </w:t>
+      </w:r>
+      <w:r>
+        <w:rPr>
+          <w:szCs w:val="32"/>
+        </w:rPr>
+        <w:tab/>
+        <w:t>| -&gt; Hacen lo mismo</w:t>
+      </w:r>
+    </w:p>
+    <w:p>
+      <w:pPr>
+        <w:tabs>
+          <w:tab w:val="left" w:pos="1260"/>
+        </w:tabs>
+        <w:rPr>
           <w:szCs w:val="32"/>
         </w:rPr>
       </w:pPr>
@@ -2406,6 +2813,230 @@
 <file path=word/numbering.xml><?xml version="1.0" encoding="utf-8"?>
 <w:numbering xmlns:wpc="http://schemas.microsoft.com/office/word/2010/wordprocessingCanvas" xmlns:cx="http://schemas.microsoft.com/office/drawing/2014/chartex" xmlns:cx1="http://schemas.microsoft.com/office/drawing/2015/9/8/chartex" xmlns:cx2="http://schemas.microsoft.com/office/drawing/2015/10/21/chartex" xmlns:cx3="http://schemas.microsoft.com/office/drawing/2016/5/9/chartex" xmlns:cx4="http://schemas.microsoft.com/office/drawing/2016/5/10/chartex" xmlns:cx5="http://schemas.microsoft.com/office/drawing/2016/5/11/chartex" xmlns:cx6="http://schemas.microsoft.com/office/drawing/2016/5/12/chartex" xmlns:cx7="http://schemas.microsoft.com/office/drawing/2016/5/13/chartex" xmlns:cx8="http://schemas.microsoft.com/office/drawing/2016/5/14/chartex" xmlns:mc="http://schemas.openxmlformats.org/markup-compatibility/2006" xmlns:aink="http://schemas.microsoft.com/office/drawing/2016/ink" xmlns:am3d="http://schemas.microsoft.com/office/drawing/2017/model3d" xmlns:o="urn:schemas-microsoft-com:office:office" xmlns:r="http://schemas.openxmlformats.org/officeDocument/2006/relationships" xmlns:m="http://schemas.openxmlformats.org/officeDocument/2006/math" xmlns:v="urn:schemas-microsoft-com:vml" xmlns:wp14="http://schemas.microsoft.com/office/word/2010/wordprocessingDrawing" xmlns:wp="http://schemas.openxmlformats.org/drawingml/2006/wordprocessingDrawing" xmlns:w10="urn:schemas-microsoft-com:office:word" xmlns:w="http://schemas.openxmlformats.org/wordprocessingml/2006/main" xmlns:w14="http://schemas.microsoft.com/office/word/2010/wordml" xmlns:w15="http://schemas.microsoft.com/office/word/2012/wordml" xmlns:w16cid="http://schemas.microsoft.com/office/word/2016/wordml/cid" xmlns:w16se="http://schemas.microsoft.com/office/word/2015/wordml/symex" xmlns:wpg="http://schemas.microsoft.com/office/word/2010/wordprocessingGroup" xmlns:wpi="http://schemas.microsoft.com/office/word/2010/wordprocessingInk" xmlns:wne="http://schemas.microsoft.com/office/word/2006/wordml" xmlns:wps="http://schemas.microsoft.com/office/word/2010/wordprocessingShape" mc:Ignorable="w14 w15 w16se w16cid wp14">
   <w:abstractNum w:abstractNumId="0" w15:restartNumberingAfterBreak="0">
+    <w:nsid w:val="18926037"/>
+    <w:multiLevelType w:val="hybridMultilevel"/>
+    <w:tmpl w:val="A79ECF16"/>
+    <w:lvl w:ilvl="0" w:tplc="ADF41DDA">
+      <w:numFmt w:val="bullet"/>
+      <w:lvlText w:val=""/>
+      <w:lvlJc w:val="left"/>
+      <w:pPr>
+        <w:ind w:left="720" w:hanging="360"/>
+      </w:pPr>
+      <w:rPr>
+        <w:rFonts w:ascii="Symbol" w:eastAsiaTheme="minorHAnsi" w:hAnsi="Symbol" w:cstheme="minorBidi" w:hint="default"/>
+      </w:rPr>
+    </w:lvl>
+    <w:lvl w:ilvl="1" w:tplc="0C0A0003" w:tentative="1">
+      <w:start w:val="1"/>
+      <w:numFmt w:val="bullet"/>
+      <w:lvlText w:val="o"/>
+      <w:lvlJc w:val="left"/>
+      <w:pPr>
+        <w:ind w:left="1440" w:hanging="360"/>
+      </w:pPr>
+      <w:rPr>
+        <w:rFonts w:ascii="Courier New" w:hAnsi="Courier New" w:cs="Courier New" w:hint="default"/>
+      </w:rPr>
+    </w:lvl>
+    <w:lvl w:ilvl="2" w:tplc="0C0A0005" w:tentative="1">
+      <w:start w:val="1"/>
+      <w:numFmt w:val="bullet"/>
+      <w:lvlText w:val=""/>
+      <w:lvlJc w:val="left"/>
+      <w:pPr>
+        <w:ind w:left="2160" w:hanging="360"/>
+      </w:pPr>
+      <w:rPr>
+        <w:rFonts w:ascii="Wingdings" w:hAnsi="Wingdings" w:hint="default"/>
+      </w:rPr>
+    </w:lvl>
+    <w:lvl w:ilvl="3" w:tplc="0C0A0001" w:tentative="1">
+      <w:start w:val="1"/>
+      <w:numFmt w:val="bullet"/>
+      <w:lvlText w:val=""/>
+      <w:lvlJc w:val="left"/>
+      <w:pPr>
+        <w:ind w:left="2880" w:hanging="360"/>
+      </w:pPr>
+      <w:rPr>
+        <w:rFonts w:ascii="Symbol" w:hAnsi="Symbol" w:hint="default"/>
+      </w:rPr>
+    </w:lvl>
+    <w:lvl w:ilvl="4" w:tplc="0C0A0003" w:tentative="1">
+      <w:start w:val="1"/>
+      <w:numFmt w:val="bullet"/>
+      <w:lvlText w:val="o"/>
+      <w:lvlJc w:val="left"/>
+      <w:pPr>
+        <w:ind w:left="3600" w:hanging="360"/>
+      </w:pPr>
+      <w:rPr>
+        <w:rFonts w:ascii="Courier New" w:hAnsi="Courier New" w:cs="Courier New" w:hint="default"/>
+      </w:rPr>
+    </w:lvl>
+    <w:lvl w:ilvl="5" w:tplc="0C0A0005" w:tentative="1">
+      <w:start w:val="1"/>
+      <w:numFmt w:val="bullet"/>
+      <w:lvlText w:val=""/>
+      <w:lvlJc w:val="left"/>
+      <w:pPr>
+        <w:ind w:left="4320" w:hanging="360"/>
+      </w:pPr>
+      <w:rPr>
+        <w:rFonts w:ascii="Wingdings" w:hAnsi="Wingdings" w:hint="default"/>
+      </w:rPr>
+    </w:lvl>
+    <w:lvl w:ilvl="6" w:tplc="0C0A0001" w:tentative="1">
+      <w:start w:val="1"/>
+      <w:numFmt w:val="bullet"/>
+      <w:lvlText w:val=""/>
+      <w:lvlJc w:val="left"/>
+      <w:pPr>
+        <w:ind w:left="5040" w:hanging="360"/>
+      </w:pPr>
+      <w:rPr>
+        <w:rFonts w:ascii="Symbol" w:hAnsi="Symbol" w:hint="default"/>
+      </w:rPr>
+    </w:lvl>
+    <w:lvl w:ilvl="7" w:tplc="0C0A0003" w:tentative="1">
+      <w:start w:val="1"/>
+      <w:numFmt w:val="bullet"/>
+      <w:lvlText w:val="o"/>
+      <w:lvlJc w:val="left"/>
+      <w:pPr>
+        <w:ind w:left="5760" w:hanging="360"/>
+      </w:pPr>
+      <w:rPr>
+        <w:rFonts w:ascii="Courier New" w:hAnsi="Courier New" w:cs="Courier New" w:hint="default"/>
+      </w:rPr>
+    </w:lvl>
+    <w:lvl w:ilvl="8" w:tplc="0C0A0005" w:tentative="1">
+      <w:start w:val="1"/>
+      <w:numFmt w:val="bullet"/>
+      <w:lvlText w:val=""/>
+      <w:lvlJc w:val="left"/>
+      <w:pPr>
+        <w:ind w:left="6480" w:hanging="360"/>
+      </w:pPr>
+      <w:rPr>
+        <w:rFonts w:ascii="Wingdings" w:hAnsi="Wingdings" w:hint="default"/>
+      </w:rPr>
+    </w:lvl>
+  </w:abstractNum>
+  <w:abstractNum w:abstractNumId="1" w15:restartNumberingAfterBreak="0">
+    <w:nsid w:val="324D74C3"/>
+    <w:multiLevelType w:val="hybridMultilevel"/>
+    <w:tmpl w:val="8F2C079C"/>
+    <w:lvl w:ilvl="0" w:tplc="A18C24F8">
+      <w:numFmt w:val="bullet"/>
+      <w:lvlText w:val=""/>
+      <w:lvlJc w:val="left"/>
+      <w:pPr>
+        <w:ind w:left="720" w:hanging="360"/>
+      </w:pPr>
+      <w:rPr>
+        <w:rFonts w:ascii="Symbol" w:eastAsiaTheme="minorHAnsi" w:hAnsi="Symbol" w:cstheme="minorBidi" w:hint="default"/>
+      </w:rPr>
+    </w:lvl>
+    <w:lvl w:ilvl="1" w:tplc="0C0A0003" w:tentative="1">
+      <w:start w:val="1"/>
+      <w:numFmt w:val="bullet"/>
+      <w:lvlText w:val="o"/>
+      <w:lvlJc w:val="left"/>
+      <w:pPr>
+        <w:ind w:left="1440" w:hanging="360"/>
+      </w:pPr>
+      <w:rPr>
+        <w:rFonts w:ascii="Courier New" w:hAnsi="Courier New" w:cs="Courier New" w:hint="default"/>
+      </w:rPr>
+    </w:lvl>
+    <w:lvl w:ilvl="2" w:tplc="0C0A0005" w:tentative="1">
+      <w:start w:val="1"/>
+      <w:numFmt w:val="bullet"/>
+      <w:lvlText w:val=""/>
+      <w:lvlJc w:val="left"/>
+      <w:pPr>
+        <w:ind w:left="2160" w:hanging="360"/>
+      </w:pPr>
+      <w:rPr>
+        <w:rFonts w:ascii="Wingdings" w:hAnsi="Wingdings" w:hint="default"/>
+      </w:rPr>
+    </w:lvl>
+    <w:lvl w:ilvl="3" w:tplc="0C0A0001" w:tentative="1">
+      <w:start w:val="1"/>
+      <w:numFmt w:val="bullet"/>
+      <w:lvlText w:val=""/>
+      <w:lvlJc w:val="left"/>
+      <w:pPr>
+        <w:ind w:left="2880" w:hanging="360"/>
+      </w:pPr>
+      <w:rPr>
+        <w:rFonts w:ascii="Symbol" w:hAnsi="Symbol" w:hint="default"/>
+      </w:rPr>
+    </w:lvl>
+    <w:lvl w:ilvl="4" w:tplc="0C0A0003" w:tentative="1">
+      <w:start w:val="1"/>
+      <w:numFmt w:val="bullet"/>
+      <w:lvlText w:val="o"/>
+      <w:lvlJc w:val="left"/>
+      <w:pPr>
+        <w:ind w:left="3600" w:hanging="360"/>
+      </w:pPr>
+      <w:rPr>
+        <w:rFonts w:ascii="Courier New" w:hAnsi="Courier New" w:cs="Courier New" w:hint="default"/>
+      </w:rPr>
+    </w:lvl>
+    <w:lvl w:ilvl="5" w:tplc="0C0A0005" w:tentative="1">
+      <w:start w:val="1"/>
+      <w:numFmt w:val="bullet"/>
+      <w:lvlText w:val=""/>
+      <w:lvlJc w:val="left"/>
+      <w:pPr>
+        <w:ind w:left="4320" w:hanging="360"/>
+      </w:pPr>
+      <w:rPr>
+        <w:rFonts w:ascii="Wingdings" w:hAnsi="Wingdings" w:hint="default"/>
+      </w:rPr>
+    </w:lvl>
+    <w:lvl w:ilvl="6" w:tplc="0C0A0001" w:tentative="1">
+      <w:start w:val="1"/>
+      <w:numFmt w:val="bullet"/>
+      <w:lvlText w:val=""/>
+      <w:lvlJc w:val="left"/>
+      <w:pPr>
+        <w:ind w:left="5040" w:hanging="360"/>
+      </w:pPr>
+      <w:rPr>
+        <w:rFonts w:ascii="Symbol" w:hAnsi="Symbol" w:hint="default"/>
+      </w:rPr>
+    </w:lvl>
+    <w:lvl w:ilvl="7" w:tplc="0C0A0003" w:tentative="1">
+      <w:start w:val="1"/>
+      <w:numFmt w:val="bullet"/>
+      <w:lvlText w:val="o"/>
+      <w:lvlJc w:val="left"/>
+      <w:pPr>
+        <w:ind w:left="5760" w:hanging="360"/>
+      </w:pPr>
+      <w:rPr>
+        <w:rFonts w:ascii="Courier New" w:hAnsi="Courier New" w:cs="Courier New" w:hint="default"/>
+      </w:rPr>
+    </w:lvl>
+    <w:lvl w:ilvl="8" w:tplc="0C0A0005" w:tentative="1">
+      <w:start w:val="1"/>
+      <w:numFmt w:val="bullet"/>
+      <w:lvlText w:val=""/>
+      <w:lvlJc w:val="left"/>
+      <w:pPr>
+        <w:ind w:left="6480" w:hanging="360"/>
+      </w:pPr>
+      <w:rPr>
+        <w:rFonts w:ascii="Wingdings" w:hAnsi="Wingdings" w:hint="default"/>
+      </w:rPr>
+    </w:lvl>
+  </w:abstractNum>
+  <w:abstractNum w:abstractNumId="2" w15:restartNumberingAfterBreak="0">
     <w:nsid w:val="44750E5F"/>
     <w:multiLevelType w:val="hybridMultilevel"/>
     <w:tmpl w:val="B64E6D9A"/>
@@ -2518,7 +3149,13 @@
     </w:lvl>
   </w:abstractNum>
   <w:num w:numId="1">
+    <w:abstractNumId w:val="2"/>
+  </w:num>
+  <w:num w:numId="2">
     <w:abstractNumId w:val="0"/>
+  </w:num>
+  <w:num w:numId="3">
+    <w:abstractNumId w:val="1"/>
   </w:num>
 </w:numbering>
 </file>

--- a/1er trimestre/UD1_Introduccion_HTML_y_CSS/Apuntes/Apuntes_Introduccion_a_HTML.docx
+++ b/1er trimestre/UD1_Introduccion_HTML_y_CSS/Apuntes/Apuntes_Introduccion_a_HTML.docx
@@ -1141,8 +1141,10 @@
           <w:szCs w:val="32"/>
         </w:rPr>
         <w:tab/>
-        <w:t xml:space="preserve">     </w:t>
-      </w:r>
+        <w:t xml:space="preserve">    </w:t>
+      </w:r>
+      <w:bookmarkStart w:id="0" w:name="_GoBack"/>
+      <w:bookmarkEnd w:id="0"/>
       <w:r>
         <w:rPr>
           <w:szCs w:val="32"/>
@@ -1171,7 +1173,6 @@
         <w:t>charset</w:t>
       </w:r>
       <w:proofErr w:type="spellEnd"/>
-      <w:proofErr w:type="gramStart"/>
       <w:r>
         <w:rPr>
           <w:color w:val="FF0000"/>
@@ -1184,15 +1185,7 @@
           <w:color w:val="FF0000"/>
           <w:szCs w:val="32"/>
         </w:rPr>
-        <w:t>UTF</w:t>
-      </w:r>
-      <w:proofErr w:type="gramEnd"/>
-      <w:r>
-        <w:rPr>
-          <w:color w:val="FF0000"/>
-          <w:szCs w:val="32"/>
-        </w:rPr>
-        <w:t>-8</w:t>
+        <w:t>UTF-8</w:t>
       </w:r>
       <w:r>
         <w:rPr>
@@ -2677,16 +2670,7 @@
           <w:color w:val="4472C4" w:themeColor="accent1"/>
           <w:szCs w:val="32"/>
         </w:rPr>
-        <w:t>*HTML es un lenguaje orientado a la estructura y semántica del documento, NO A SU PRESENTACIÓN. El aspecto d</w:t>
-      </w:r>
-      <w:bookmarkStart w:id="0" w:name="_GoBack"/>
-      <w:bookmarkEnd w:id="0"/>
-      <w:r>
-        <w:rPr>
-          <w:color w:val="4472C4" w:themeColor="accent1"/>
-          <w:szCs w:val="32"/>
-        </w:rPr>
-        <w:t>e un documento debe manipularse con CSS</w:t>
+        <w:t>*HTML es un lenguaje orientado a la estructura y semántica del documento, NO A SU PRESENTACIÓN. El aspecto de un documento debe manipularse con CSS</w:t>
       </w:r>
     </w:p>
     <w:p>
@@ -2789,6 +2773,341 @@
         <w:tab/>
         <w:t>| -&gt; Hacen lo mismo</w:t>
       </w:r>
+    </w:p>
+    <w:p>
+      <w:pPr>
+        <w:tabs>
+          <w:tab w:val="left" w:pos="1260"/>
+        </w:tabs>
+        <w:rPr>
+          <w:szCs w:val="32"/>
+        </w:rPr>
+      </w:pPr>
+      <w:r>
+        <w:rPr>
+          <w:color w:val="FF0000"/>
+          <w:szCs w:val="32"/>
+        </w:rPr>
+        <w:t>&lt;</w:t>
+      </w:r>
+      <w:proofErr w:type="spellStart"/>
+      <w:r>
+        <w:rPr>
+          <w:color w:val="FF0000"/>
+          <w:szCs w:val="32"/>
+        </w:rPr>
+        <w:t>br</w:t>
+      </w:r>
+      <w:proofErr w:type="spellEnd"/>
+      <w:r>
+        <w:rPr>
+          <w:color w:val="FF0000"/>
+          <w:szCs w:val="32"/>
+        </w:rPr>
+        <w:t xml:space="preserve">&gt; </w:t>
+      </w:r>
+      <w:r>
+        <w:rPr>
+          <w:szCs w:val="32"/>
+        </w:rPr>
+        <w:t>Marca un salto de línea, se puede escribir como &lt;</w:t>
+      </w:r>
+      <w:proofErr w:type="spellStart"/>
+      <w:r>
+        <w:rPr>
+          <w:szCs w:val="32"/>
+        </w:rPr>
+        <w:t>br</w:t>
+      </w:r>
+      <w:proofErr w:type="spellEnd"/>
+      <w:r>
+        <w:rPr>
+          <w:szCs w:val="32"/>
+        </w:rPr>
+        <w:t>&gt;, &lt;</w:t>
+      </w:r>
+      <w:proofErr w:type="spellStart"/>
+      <w:r>
+        <w:rPr>
+          <w:szCs w:val="32"/>
+        </w:rPr>
+        <w:t>br</w:t>
+      </w:r>
+      <w:proofErr w:type="spellEnd"/>
+      <w:r>
+        <w:rPr>
+          <w:szCs w:val="32"/>
+        </w:rPr>
+        <w:t>/&gt; o &lt;</w:t>
+      </w:r>
+      <w:proofErr w:type="spellStart"/>
+      <w:r>
+        <w:rPr>
+          <w:szCs w:val="32"/>
+        </w:rPr>
+        <w:t>br</w:t>
+      </w:r>
+      <w:proofErr w:type="spellEnd"/>
+      <w:r>
+        <w:rPr>
+          <w:szCs w:val="32"/>
+        </w:rPr>
+        <w:t>&gt;&lt;</w:t>
+      </w:r>
+      <w:r>
+        <w:rPr>
+          <w:szCs w:val="32"/>
+        </w:rPr>
+        <w:t>/</w:t>
+      </w:r>
+      <w:proofErr w:type="spellStart"/>
+      <w:r>
+        <w:rPr>
+          <w:szCs w:val="32"/>
+        </w:rPr>
+        <w:t>br</w:t>
+      </w:r>
+      <w:proofErr w:type="spellEnd"/>
+      <w:r>
+        <w:rPr>
+          <w:szCs w:val="32"/>
+        </w:rPr>
+        <w:t>&gt;</w:t>
+      </w:r>
+      <w:r>
+        <w:rPr>
+          <w:szCs w:val="32"/>
+        </w:rPr>
+        <w:t xml:space="preserve"> y no &lt;/</w:t>
+      </w:r>
+      <w:proofErr w:type="spellStart"/>
+      <w:r>
+        <w:rPr>
+          <w:szCs w:val="32"/>
+        </w:rPr>
+        <w:t>br</w:t>
+      </w:r>
+      <w:proofErr w:type="spellEnd"/>
+      <w:r>
+        <w:rPr>
+          <w:szCs w:val="32"/>
+        </w:rPr>
+        <w:t>&gt;</w:t>
+      </w:r>
+    </w:p>
+    <w:p>
+      <w:pPr>
+        <w:tabs>
+          <w:tab w:val="left" w:pos="1260"/>
+        </w:tabs>
+        <w:rPr>
+          <w:szCs w:val="32"/>
+        </w:rPr>
+      </w:pPr>
+      <w:r>
+        <w:rPr>
+          <w:color w:val="FF0000"/>
+          <w:szCs w:val="32"/>
+        </w:rPr>
+        <w:t>&lt;</w:t>
+      </w:r>
+      <w:proofErr w:type="spellStart"/>
+      <w:r>
+        <w:rPr>
+          <w:color w:val="FF0000"/>
+          <w:szCs w:val="32"/>
+        </w:rPr>
+        <w:t>blockcuote</w:t>
+      </w:r>
+      <w:proofErr w:type="spellEnd"/>
+      <w:r>
+        <w:rPr>
+          <w:color w:val="FF0000"/>
+          <w:szCs w:val="32"/>
+        </w:rPr>
+        <w:t xml:space="preserve">&gt; </w:t>
+      </w:r>
+      <w:r>
+        <w:rPr>
+          <w:szCs w:val="32"/>
+        </w:rPr>
+        <w:t>Marca una cita de texto</w:t>
+      </w:r>
+    </w:p>
+    <w:p>
+      <w:pPr>
+        <w:tabs>
+          <w:tab w:val="left" w:pos="1260"/>
+        </w:tabs>
+        <w:rPr>
+          <w:szCs w:val="32"/>
+        </w:rPr>
+      </w:pPr>
+      <w:r>
+        <w:rPr>
+          <w:color w:val="FF0000"/>
+          <w:szCs w:val="32"/>
+        </w:rPr>
+        <w:t>&lt;</w:t>
+      </w:r>
+      <w:proofErr w:type="spellStart"/>
+      <w:r>
+        <w:rPr>
+          <w:color w:val="FF0000"/>
+          <w:szCs w:val="32"/>
+        </w:rPr>
+        <w:t>address</w:t>
+      </w:r>
+      <w:proofErr w:type="spellEnd"/>
+      <w:r>
+        <w:rPr>
+          <w:color w:val="FF0000"/>
+          <w:szCs w:val="32"/>
+        </w:rPr>
+        <w:t xml:space="preserve">&gt; </w:t>
+      </w:r>
+      <w:r>
+        <w:rPr>
+          <w:szCs w:val="32"/>
+        </w:rPr>
+        <w:t>Marca una dirección</w:t>
+      </w:r>
+    </w:p>
+    <w:p>
+      <w:pPr>
+        <w:tabs>
+          <w:tab w:val="left" w:pos="1260"/>
+        </w:tabs>
+        <w:rPr>
+          <w:szCs w:val="32"/>
+        </w:rPr>
+      </w:pPr>
+      <w:r>
+        <w:rPr>
+          <w:color w:val="FF0000"/>
+          <w:szCs w:val="32"/>
+        </w:rPr>
+        <w:t xml:space="preserve">&lt;time </w:t>
+      </w:r>
+      <w:proofErr w:type="spellStart"/>
+      <w:r>
+        <w:rPr>
+          <w:color w:val="FF0000"/>
+          <w:szCs w:val="32"/>
+        </w:rPr>
+        <w:t>datetime</w:t>
+      </w:r>
+      <w:proofErr w:type="spellEnd"/>
+      <w:proofErr w:type="gramStart"/>
+      <w:r>
+        <w:rPr>
+          <w:color w:val="FF0000"/>
+          <w:szCs w:val="32"/>
+        </w:rPr>
+        <w:t>=”</w:t>
+      </w:r>
+      <w:proofErr w:type="spellStart"/>
+      <w:r>
+        <w:rPr>
+          <w:color w:val="FF0000"/>
+          <w:szCs w:val="32"/>
+        </w:rPr>
+        <w:t>yyyy</w:t>
+      </w:r>
+      <w:proofErr w:type="spellEnd"/>
+      <w:proofErr w:type="gramEnd"/>
+      <w:r>
+        <w:rPr>
+          <w:color w:val="FF0000"/>
+          <w:szCs w:val="32"/>
+        </w:rPr>
+        <w:t>-mm-</w:t>
+      </w:r>
+      <w:proofErr w:type="spellStart"/>
+      <w:r>
+        <w:rPr>
+          <w:color w:val="FF0000"/>
+          <w:szCs w:val="32"/>
+        </w:rPr>
+        <w:t>dd</w:t>
+      </w:r>
+      <w:proofErr w:type="spellEnd"/>
+      <w:r>
+        <w:rPr>
+          <w:color w:val="FF0000"/>
+          <w:szCs w:val="32"/>
+        </w:rPr>
+        <w:t xml:space="preserve"> </w:t>
+      </w:r>
+      <w:proofErr w:type="spellStart"/>
+      <w:r>
+        <w:rPr>
+          <w:color w:val="FF0000"/>
+          <w:szCs w:val="32"/>
+        </w:rPr>
+        <w:t>hh:mm:ss</w:t>
+      </w:r>
+      <w:proofErr w:type="spellEnd"/>
+      <w:r>
+        <w:rPr>
+          <w:color w:val="FF0000"/>
+          <w:szCs w:val="32"/>
+        </w:rPr>
+        <w:t xml:space="preserve">&gt;  </w:t>
+      </w:r>
+      <w:r>
+        <w:rPr>
+          <w:szCs w:val="32"/>
+        </w:rPr>
+        <w:t>Marca una fecha</w:t>
+      </w:r>
+    </w:p>
+    <w:p>
+      <w:pPr>
+        <w:tabs>
+          <w:tab w:val="left" w:pos="1260"/>
+        </w:tabs>
+        <w:rPr>
+          <w:szCs w:val="32"/>
+        </w:rPr>
+      </w:pPr>
+      <w:r>
+        <w:rPr>
+          <w:color w:val="FF0000"/>
+          <w:szCs w:val="32"/>
+        </w:rPr>
+        <w:t>&lt;</w:t>
+      </w:r>
+      <w:proofErr w:type="spellStart"/>
+      <w:r>
+        <w:rPr>
+          <w:color w:val="FF0000"/>
+          <w:szCs w:val="32"/>
+        </w:rPr>
+        <w:t>hr</w:t>
+      </w:r>
+      <w:proofErr w:type="spellEnd"/>
+      <w:r>
+        <w:rPr>
+          <w:color w:val="FF0000"/>
+          <w:szCs w:val="32"/>
+        </w:rPr>
+        <w:t xml:space="preserve">&gt; </w:t>
+      </w:r>
+      <w:r>
+        <w:rPr>
+          <w:szCs w:val="32"/>
+        </w:rPr>
+        <w:t xml:space="preserve">Horizontal </w:t>
+      </w:r>
+      <w:proofErr w:type="spellStart"/>
+      <w:r>
+        <w:rPr>
+          <w:szCs w:val="32"/>
+        </w:rPr>
+        <w:t>ruler</w:t>
+      </w:r>
+      <w:proofErr w:type="spellEnd"/>
     </w:p>
     <w:p>
       <w:pPr>
